--- a/docs/sdlc/30_implementation/WS2D-MD-001_モジュール設計書.docx
+++ b/docs/sdlc/30_implementation/WS2D-MD-001_モジュール設計書.docx
@@ -9612,7 +9612,7 @@
       <w:r>
         <w:drawing>
           <wp:inline xmlns:a="http://schemas.openxmlformats.org/drawingml/2006/main" xmlns:pic="http://schemas.openxmlformats.org/drawingml/2006/picture">
-            <wp:extent cx="6300470" cy="4519291"/>
+            <wp:extent cx="6300470" cy="4548316"/>
             <wp:docPr id="1" name="Picture 1"/>
             <wp:cNvGraphicFramePr>
               <a:graphicFrameLocks noChangeAspect="1"/>
@@ -9621,7 +9621,7 @@
               <a:graphicData uri="http://schemas.openxmlformats.org/drawingml/2006/picture">
                 <pic:pic>
                   <pic:nvPicPr>
-                    <pic:cNvPr id="0" name="3611c4ebecf7374a.png"/>
+                    <pic:cNvPr id="0" name="62e3485654c61a29.png"/>
                     <pic:cNvPicPr/>
                   </pic:nvPicPr>
                   <pic:blipFill>
@@ -9633,7 +9633,7 @@
                   <pic:spPr>
                     <a:xfrm>
                       <a:off x="0" y="0"/>
-                      <a:ext cx="6300470" cy="4519291"/>
+                      <a:ext cx="6300470" cy="4548316"/>
                     </a:xfrm>
                     <a:prstGeom prst="rect"/>
                   </pic:spPr>
